--- a/server/templates/report_template.docx
+++ b/server/templates/report_template.docx
@@ -360,8 +360,6 @@
           </w:p>
         </w:tc>
       </w:tr>
-      <!-- DATA LOOP NHÓM I -->
-      {#thuongxuyen_ketqua}
       <w:tr>
         <w:tc>
           <w:tcPr>
@@ -377,7 +375,7 @@
                 <w:sz w:val="22"/>
                 <w:color w:val="000000"/>
               </w:rPr>
-              <w:t>{stt}</w:t>
+              <w:t>{#thuongxuyen_ketqua}{stt}</w:t>
             </w:r>
           </w:p>
         </w:tc>
@@ -443,12 +441,11 @@
                 <w:sz w:val="22"/>
                 <w:color w:val="000000"/>
               </w:rPr>
-              <w:t>{tien_do}</w:t>
+              <w:t>{tien_do}{/thuongxuyen_ketqua}</w:t>
             </w:r>
           </w:p>
         </w:tc>
       </w:tr>
-      {/thuongxuyen_ketqua}
       <!-- SUBHEADER NHÓM II -->
       <w:tr>
         <w:tc>
@@ -492,7 +489,6 @@
         </w:tc>
       </w:tr>
       <!-- DATA LOOP NHÓM II -->
-      {#dotxuat_ketqua}
       <w:tr>
         <w:tc>
           <w:tcPr>
@@ -508,7 +504,7 @@
                 <w:sz w:val="22"/>
                 <w:color w:val="000000"/>
               </w:rPr>
-              <w:t>{stt}</w:t>
+              <w:t>{#dotxuat_ketqua}{stt}</w:t>
             </w:r>
           </w:p>
         </w:tc>
@@ -574,12 +570,11 @@
                 <w:sz w:val="22"/>
                 <w:color w:val="000000"/>
               </w:rPr>
-              <w:t>{tien_do}</w:t>
+              <w:t>{tien_do}{/dotxuat_ketqua}</w:t>
             </w:r>
           </w:p>
         </w:tc>
       </w:tr>
-      {/dotxuat_ketqua}
     </w:tbl>
     <!-- CHÚ THÍCH BẢNG I -->
     <w:p>
@@ -788,7 +783,6 @@
         </w:tc>
       </w:tr>
       <!-- DATA LOOP NHÓM I -->
-      {#thuongxuyen_kehoach}
       <w:tr>
         <w:tc>
           <w:tcPr>
@@ -804,7 +798,7 @@
                 <w:sz w:val="22"/>
                 <w:color w:val="000000"/>
               </w:rPr>
-              <w:t>{stt}</w:t>
+              <w:t>{#thuongxuyen_kehoach}{stt}</w:t>
             </w:r>
           </w:p>
         </w:tc>
@@ -852,12 +846,11 @@
                 <w:sz w:val="22"/>
                 <w:color w:val="000000"/>
               </w:rPr>
-              <w:t>{san_pham_du_kien}</w:t>
+              <w:t>{san_pham_du_kien}{/thuongxuyen_kehoach}</w:t>
             </w:r>
           </w:p>
         </w:tc>
       </w:tr>
-      {/thuongxuyen_kehoach}
       <!-- SUBHEADER NHÓM II -->
       <w:tr>
         <w:tc>
@@ -900,7 +893,6 @@
         </w:tc>
       </w:tr>
       <!-- DATA LOOP NHÓM II -->
-      {#dotxuat_kehoach}
       <w:tr>
         <w:tc>
           <w:tcPr>
@@ -916,7 +908,7 @@
                 <w:sz w:val="22"/>
                 <w:color w:val="000000"/>
               </w:rPr>
-              <w:t>{stt}</w:t>
+              <w:t>{#dotxuat_kehoach}{stt}</w:t>
             </w:r>
           </w:p>
         </w:tc>
@@ -964,12 +956,11 @@
                 <w:sz w:val="22"/>
                 <w:color w:val="000000"/>
               </w:rPr>
-              <w:t>{san_pham_du_kien}</w:t>
+              <w:t>{san_pham_du_kien}{/dotxuat_kehoach}</w:t>
             </w:r>
           </w:p>
         </w:tc>
       </w:tr>
-      {/dotxuat_kehoach}
     </w:tbl>
     <!-- CHÚ THÍCH BẢNG II -->
     <w:p>

--- a/server/templates/report_template.docx
+++ b/server/templates/report_template.docx
@@ -214,9 +214,6 @@
       </w:tblGrid>
       <!-- HEADER ROW -->
       <w:tr>
-        <w:trPr>
-          <w:tblHeader/>
-        </w:trPr>
         <w:tc>
           <w:tcPr>
             <w:tcW w:w="600" w:type="dxa"/>
@@ -319,6 +316,7 @@
         </w:tc>
       </w:tr>
       <!-- SUBHEADER NHÓM I -->
+      {#has_tx1}
       <w:tr>
         <w:tc>
           <w:tcPr>
@@ -446,7 +444,9 @@
           </w:p>
         </w:tc>
       </w:tr>
+      {/has_tx1}
       <!-- SUBHEADER NHÓM II -->
+      {#has_dx1}
       <w:tr>
         <w:tc>
           <w:tcPr>
@@ -548,9 +548,7 @@
           <w:p>
             <w:r>
               <w:rPr>
-                <w:rFonts w:ascii="Times New Roman" w:hAnsi="Times New Roman"/>
-                <w:sz w:val="22"/>
-                <w:color w:val="000000"/>
+                <w:sz w:val="22"/>
               </w:rPr>
               <w:t>{trien_khai}</w:t>
             </w:r>
@@ -575,6 +573,7 @@
           </w:p>
         </w:tc>
       </w:tr>
+      {/has_dx1}
     </w:tbl>
     <!-- CHÚ THÍCH BẢNG I -->
     <w:p>
@@ -657,9 +656,6 @@
       </w:tblGrid>
       <!-- HEADER ROW -->
       <w:tr>
-        <w:trPr>
-          <w:tblHeader/>
-        </w:trPr>
         <w:tc>
           <w:tcPr>
             <w:tcW w:w="600" w:type="dxa"/>
@@ -742,6 +738,7 @@
         </w:tc>
       </w:tr>
       <!-- SUBHEADER NHÓM I -->
+      {#has_tx2}
       <w:tr>
         <w:tc>
           <w:tcPr>
@@ -851,7 +848,9 @@
           </w:p>
         </w:tc>
       </w:tr>
+      {/has_tx2}
       <!-- SUBHEADER NHÓM II -->
+      {#has_dx2}
       <w:tr>
         <w:tc>
           <w:tcPr>
@@ -961,6 +960,7 @@
           </w:p>
         </w:tc>
       </w:tr>
+      {/has_dx2}
     </w:tbl>
     <!-- CHÚ THÍCH BẢNG II -->
     <w:p>
@@ -1142,11 +1142,18 @@
   <w:docDefaults>
     <w:rPrDefault>
       <w:rPr>
-        <w:rFonts w:ascii="Times New Roman" w:hAnsi="Times New Roman" w:cs="Times New Roman"/>
+        <w:rFonts w:ascii="Times New Roman" w:eastAsia="Times New Roman" w:hAnsi="Times New Roman" w:cs="Times New Roman"/>
         <w:sz w:val="26"/>
+        <w:szCs w:val="26"/>
         <w:color w:val="000000"/>
+        <w:lang w:val="vi-VN"/>
       </w:rPr>
     </w:rPrDefault>
+    <w:pPrDefault>
+      <w:pPr>
+        <w:spacing w:line="276" w:lineRule="auto"/>
+      </w:pPr>
+    </w:pPrDefault>
   </w:docDefaults>
 </w:styles>
 </file>